--- a/docs/plan/Decision_Algo_DB_Project_May2026.docx
+++ b/docs/plan/Decision_Algo_DB_Project_May2026.docx
@@ -8625,7 +8625,7 @@
           <w:sz w:val="36"/>
           <w:szCs w:val="36"/>
         </w:rPr>
-        <w:t xml:space="preserve">R7  —  INSTITUTIONAL SELLING AS A BUY SIGNAL (Contrarian)</w:t>
+        <w:t>R7  —  FII SELLING SIGNAL</w:t>
       </w:r>
     </w:p>
     <w:p>
@@ -8741,10 +8741,13 @@
                 <w:sz w:val="17"/>
                 <w:szCs w:val="17"/>
               </w:rPr>
-              <w:t xml:space="preserve">FII Net Equity Investment (Rs. Crore) per calendar month
-Net = Gross Buy MINUS Gross Sell, equity cash segment only
-Excludes: F&amp;O, debt, hybrid
-Source: https://www.nseindia.com/market-data/fii-dii-activity</w:t>
+              <w:t>FII Net Equity Investment (Rs. Crore) per calendar month</w:t>
+              <w:br/>
+              <w:t>Net = Gross Buy MINUS Gross Sell, equity cash segment only</w:t>
+              <w:br/>
+              <w:t>Excludes: F&amp;O, debt, hybrid</w:t>
+              <w:br/>
+              <w:t>Source: NSDL FPI Yearwise report (fpi.nsdl.co.in)</w:t>
             </w:r>
           </w:p>
         </w:tc>
@@ -8972,156 +8975,6 @@
               <w:t xml:space="preserve">outflow_threshold = fii_peak_inflow * 0.25
 Recalculated every month alongside fii_peak_inflow.
 Example: fii_peak_inflow=Rs.35,000 Cr → threshold=Rs.8,750 Cr</w:t>
-            </w:r>
-          </w:p>
-        </w:tc>
-      </w:tr>
-      <w:tr>
-        <w:tc>
-          <w:tcPr>
-            <w:tcW w:type="dxa" w:w="2800"/>
-            <w:gridSpan w:val="1"/>
-            <w:tcBorders>
-              <w:top w:val="single" w:color="B8C4D0" w:sz="1"/>
-              <w:left w:val="single" w:color="B8C4D0" w:sz="1"/>
-              <w:bottom w:val="single" w:color="B8C4D0" w:sz="1"/>
-              <w:right w:val="single" w:color="B8C4D0" w:sz="1"/>
-            </w:tcBorders>
-            <w:shd w:fill="F2F2F2" w:val="clear"/>
-            <w:tcMar>
-              <w:top w:type="dxa" w:w="80"/>
-              <w:left w:type="dxa" w:w="120"/>
-              <w:bottom w:type="dxa" w:w="80"/>
-              <w:right w:type="dxa" w:w="120"/>
-            </w:tcMar>
-            <w:vAlign w:val="center"/>
-          </w:tcPr>
-          <w:p>
-            <w:pPr>
-              <w:jc w:val="left"/>
-            </w:pPr>
-            <w:r>
-              <w:rPr>
-                <w:rFonts w:ascii="Arial" w:cs="Arial" w:eastAsia="Arial" w:hAnsi="Arial"/>
-                <w:b/>
-                <w:bCs/>
-                <w:color w:val="000000"/>
-                <w:sz w:val="17"/>
-                <w:szCs w:val="17"/>
-              </w:rPr>
-              <w:t xml:space="preserve">dii_net_monthly</w:t>
-            </w:r>
-          </w:p>
-        </w:tc>
-        <w:tc>
-          <w:tcPr>
-            <w:tcW w:type="dxa" w:w="6560"/>
-            <w:gridSpan w:val="1"/>
-            <w:tcBorders>
-              <w:top w:val="single" w:color="B8C4D0" w:sz="1"/>
-              <w:left w:val="single" w:color="B8C4D0" w:sz="1"/>
-              <w:bottom w:val="single" w:color="B8C4D0" w:sz="1"/>
-              <w:right w:val="single" w:color="B8C4D0" w:sz="1"/>
-            </w:tcBorders>
-            <w:shd w:fill="FFFFFF" w:val="clear"/>
-            <w:tcMar>
-              <w:top w:type="dxa" w:w="80"/>
-              <w:left w:type="dxa" w:w="120"/>
-              <w:bottom w:type="dxa" w:w="80"/>
-              <w:right w:type="dxa" w:w="120"/>
-            </w:tcMar>
-            <w:vAlign w:val="center"/>
-          </w:tcPr>
-          <w:p>
-            <w:pPr>
-              <w:jc w:val="left"/>
-            </w:pPr>
-            <w:r>
-              <w:rPr>
-                <w:rFonts w:ascii="Arial" w:cs="Arial" w:eastAsia="Arial" w:hAnsi="Arial"/>
-                <w:b w:val="false"/>
-                <w:bCs w:val="false"/>
-                <w:color w:val="000000"/>
-                <w:sz w:val="17"/>
-                <w:szCs w:val="17"/>
-              </w:rPr>
-              <w:t xml:space="preserve">DII Net Equity Investment (Rs. Crore) per calendar month
-Net = Gross Buy MINUS Gross Sell, equity cash only. Same source.</w:t>
-            </w:r>
-          </w:p>
-        </w:tc>
-      </w:tr>
-      <w:tr>
-        <w:tc>
-          <w:tcPr>
-            <w:tcW w:type="dxa" w:w="2800"/>
-            <w:gridSpan w:val="1"/>
-            <w:tcBorders>
-              <w:top w:val="single" w:color="B8C4D0" w:sz="1"/>
-              <w:left w:val="single" w:color="B8C4D0" w:sz="1"/>
-              <w:bottom w:val="single" w:color="B8C4D0" w:sz="1"/>
-              <w:right w:val="single" w:color="B8C4D0" w:sz="1"/>
-            </w:tcBorders>
-            <w:shd w:fill="F2F2F2" w:val="clear"/>
-            <w:tcMar>
-              <w:top w:type="dxa" w:w="80"/>
-              <w:left w:type="dxa" w:w="120"/>
-              <w:bottom w:type="dxa" w:w="80"/>
-              <w:right w:type="dxa" w:w="120"/>
-            </w:tcMar>
-            <w:vAlign w:val="center"/>
-          </w:tcPr>
-          <w:p>
-            <w:pPr>
-              <w:jc w:val="left"/>
-            </w:pPr>
-            <w:r>
-              <w:rPr>
-                <w:rFonts w:ascii="Arial" w:cs="Arial" w:eastAsia="Arial" w:hAnsi="Arial"/>
-                <w:b/>
-                <w:bCs/>
-                <w:color w:val="000000"/>
-                <w:sz w:val="17"/>
-                <w:szCs w:val="17"/>
-              </w:rPr>
-              <w:t xml:space="preserve">dii_3m_sum</w:t>
-            </w:r>
-          </w:p>
-        </w:tc>
-        <w:tc>
-          <w:tcPr>
-            <w:tcW w:type="dxa" w:w="6560"/>
-            <w:gridSpan w:val="1"/>
-            <w:tcBorders>
-              <w:top w:val="single" w:color="B8C4D0" w:sz="1"/>
-              <w:left w:val="single" w:color="B8C4D0" w:sz="1"/>
-              <w:bottom w:val="single" w:color="B8C4D0" w:sz="1"/>
-              <w:right w:val="single" w:color="B8C4D0" w:sz="1"/>
-            </w:tcBorders>
-            <w:shd w:fill="FFFFFF" w:val="clear"/>
-            <w:tcMar>
-              <w:top w:type="dxa" w:w="80"/>
-              <w:left w:type="dxa" w:w="120"/>
-              <w:bottom w:type="dxa" w:w="80"/>
-              <w:right w:type="dxa" w:w="120"/>
-            </w:tcMar>
-            <w:vAlign w:val="center"/>
-          </w:tcPr>
-          <w:p>
-            <w:pPr>
-              <w:jc w:val="left"/>
-            </w:pPr>
-            <w:r>
-              <w:rPr>
-                <w:rFonts w:ascii="Arial" w:cs="Arial" w:eastAsia="Arial" w:hAnsi="Arial"/>
-                <w:b w:val="false"/>
-                <w:bCs w:val="false"/>
-                <w:color w:val="000000"/>
-                <w:sz w:val="17"/>
-                <w:szCs w:val="17"/>
-              </w:rPr>
-              <w:t xml:space="preserve">Sum of DII net flows for most recent 3 complete calendar months
-If positive → DII is net buyer over 3 months</w:t>
             </w:r>
           </w:p>
         </w:tc>
@@ -9280,7 +9133,6 @@
                 <w:sz w:val="17"/>
                 <w:szCs w:val="17"/>
               </w:rPr>
-              <w:t xml:space="preserve">dii_positive_check = (dii_3m_sum &gt; 0)</w:t>
             </w:r>
           </w:p>
           <w:p>
@@ -9308,7 +9160,7 @@
                 <w:sz w:val="17"/>
                 <w:szCs w:val="17"/>
               </w:rPr>
-              <w:t xml:space="preserve">IF fii_outflow_check == TRUE AND dii_positive_check == TRUE</w:t>
+              <w:t>IF fii_outflow_check == TRUE</w:t>
             </w:r>
           </w:p>
           <w:p>
@@ -9579,7 +9431,6 @@
                 <w:sz w:val="17"/>
                 <w:szCs w:val="17"/>
               </w:rPr>
-              <w:t xml:space="preserve">   AND dii_3m_sum &gt; 0</w:t>
             </w:r>
           </w:p>
           <w:p>
@@ -9607,7 +9458,7 @@
                 <w:sz w:val="17"/>
                 <w:szCs w:val="17"/>
               </w:rPr>
-              <w:t xml:space="preserve">     LOG: fii_3m_cumulative, dii_3m_sum, fii_peak_inflow, outflow_threshold, date</w:t>
+              <w:t xml:space="preserve">     LOG: fii_3m_cumulative, fii_peak_inflow, outflow_threshold, date</w:t>
             </w:r>
           </w:p>
           <w:p>
@@ -9738,35 +9589,7 @@
                 <w:sz w:val="17"/>
                 <w:szCs w:val="17"/>
               </w:rPr>
-              <w:t xml:space="preserve">  (b) dii_3m_sum turns negative (DII stops supporting the market)</w:t>
-            </w:r>
-          </w:p>
-          <w:p>
-            <w:pPr>
-              <w:spacing w:after="20" w:before="20"/>
-            </w:pPr>
-            <w:r>
-              <w:rPr>
-                <w:rFonts w:ascii="Courier New" w:cs="Courier New" w:eastAsia="Courier New" w:hAnsi="Courier New"/>
-                <w:color w:val="1F3864"/>
-                <w:sz w:val="17"/>
-                <w:szCs w:val="17"/>
-              </w:rPr>
-              <w:t xml:space="preserve">  OR</w:t>
-            </w:r>
-          </w:p>
-          <w:p>
-            <w:pPr>
-              <w:spacing w:after="20" w:before="20"/>
-            </w:pPr>
-            <w:r>
-              <w:rPr>
-                <w:rFonts w:ascii="Courier New" w:cs="Courier New" w:eastAsia="Courier New" w:hAnsi="Courier New"/>
-                <w:color w:val="1F3864"/>
-                <w:sz w:val="17"/>
-                <w:szCs w:val="17"/>
-              </w:rPr>
-              <w:t xml:space="preserve">  (c) ABS(fii_3m_cumulative) &lt; outflow_threshold after monthly recalculation</w:t>
+              <w:t xml:space="preserve">  (b) ABS(fii_3m_cumulative) &lt; outflow_threshold after monthly recalculation</w:t>
             </w:r>
           </w:p>
           <w:p>
@@ -11623,7 +11446,7 @@
                 <w:sz w:val="17"/>
                 <w:szCs w:val="17"/>
               </w:rPr>
-              <w:t xml:space="preserve">R7 active: FIIs are selling heavily (3m cumulative outflow &gt;= 25% of peak inflow) while DIIs are buying — institutional divergence signal.</w:t>
+              <w:t>R7 active: FIIs are selling heavily (3m cumulative outflow &gt;= 25% of peak inflow) — significant foreign-driven dislocation.</w:t>
             </w:r>
           </w:p>
           <w:p>
@@ -11636,7 +11459,7 @@
                 <w:sz w:val="17"/>
                 <w:szCs w:val="17"/>
               </w:rPr>
-              <w:t xml:space="preserve">Together, this combination signals a macro stress environment with monetary tightening pressure, real rate compression of equities, and foreign institutional selling. The DII buying provides a domestic support floor.</w:t>
+              <w:t>Together, this combination signals a macro stress environment with monetary tightening pressure, real rate compression of equities, and foreign institutional selling.</w:t>
             </w:r>
           </w:p>
           <w:p>
@@ -11665,7 +11488,7 @@
                 <w:sz w:val="17"/>
                 <w:szCs w:val="17"/>
               </w:rPr>
-              <w:t xml:space="preserve">Rationale: R1 pushes toward Gold; R7 pushes toward equity via SIP; R2 enforces 30% Gold floor. The competing signals balance to a neutral allocation. State 2 is the stable default that satisfies the 30% Gold floor while acknowledging the DII buy signal.</w:t>
+              <w:t>Rationale: R1 pushes toward Gold; R7 pushes toward equity via SIP; R2 enforces 30% Gold floor. The competing signals balance to a neutral allocation. State 2 is the stable default that satisfies the 30% Gold floor.</w:t>
             </w:r>
           </w:p>
           <w:p>
@@ -12949,7 +12772,7 @@
                 <w:sz w:val="16"/>
                 <w:szCs w:val="16"/>
               </w:rPr>
-              <w:t xml:space="preserve">fii_3m_cumulative &lt; 0 AND ABS(fii_3m) &gt;= fii_peak_inflow * 0.25 AND dii_3m_sum &gt; 0 (Recalculate peak_inflow monthly using trailing 24 calendar months)</w:t>
+              <w:t>fii_3m_cumulative &lt; 0 AND ABS(fii_3m) &gt;= fii_peak_inflow * 0.25 (Recalculate peak_inflow monthly using trailing 24 calendar months)</w:t>
             </w:r>
           </w:p>
         </w:tc>
